--- a/docs/卒論(参考資料)/アプリの仕様/アプリの仕様.docx
+++ b/docs/卒論(参考資料)/アプリの仕様/アプリの仕様.docx
@@ -47,16 +47,81 @@
     </w:p>
     <w:p/>
     <w:p>
+      <w:r>
+        <w:rPr>
+          <w:rFonts w:hint="eastAsia"/>
+        </w:rPr>
+        <w:t>- 下部にある「お薬タブ」で登録した時間の5分前に通知が送信される。</w:t>
+      </w:r>
+    </w:p>
+    <w:p>
       <w:pPr>
         <w:rPr>
           <w:rFonts w:hint="eastAsia"/>
         </w:rPr>
       </w:pPr>
       <w:r>
+        <w:drawing>
+          <wp:anchor distT="0" distB="0" distL="114300" distR="114300" simplePos="0" relativeHeight="251658240" behindDoc="1" locked="0" layoutInCell="1" allowOverlap="1" wp14:anchorId="1408671C" wp14:editId="13F98154">
+            <wp:simplePos x="0" y="0"/>
+            <wp:positionH relativeFrom="margin">
+              <wp:align>center</wp:align>
+            </wp:positionH>
+            <wp:positionV relativeFrom="paragraph">
+              <wp:posOffset>887582</wp:posOffset>
+            </wp:positionV>
+            <wp:extent cx="3695700" cy="4143375"/>
+            <wp:effectExtent l="0" t="0" r="0" b="9525"/>
+            <wp:wrapNone/>
+            <wp:docPr id="1" name="図 1"/>
+            <wp:cNvGraphicFramePr>
+              <a:graphicFrameLocks xmlns:a="http://schemas.openxmlformats.org/drawingml/2006/main" noChangeAspect="1"/>
+            </wp:cNvGraphicFramePr>
+            <a:graphic xmlns:a="http://schemas.openxmlformats.org/drawingml/2006/main">
+              <a:graphicData uri="http://schemas.openxmlformats.org/drawingml/2006/picture">
+                <pic:pic xmlns:pic="http://schemas.openxmlformats.org/drawingml/2006/picture">
+                  <pic:nvPicPr>
+                    <pic:cNvPr id="1" name=""/>
+                    <pic:cNvPicPr/>
+                  </pic:nvPicPr>
+                  <pic:blipFill>
+                    <a:blip r:embed="rId6">
+                      <a:extLst>
+                        <a:ext uri="{28A0092B-C50C-407E-A947-70E740481C1C}">
+                          <a14:useLocalDpi xmlns:a14="http://schemas.microsoft.com/office/drawing/2010/main" val="0"/>
+                        </a:ext>
+                      </a:extLst>
+                    </a:blip>
+                    <a:stretch>
+                      <a:fillRect/>
+                    </a:stretch>
+                  </pic:blipFill>
+                  <pic:spPr>
+                    <a:xfrm>
+                      <a:off x="0" y="0"/>
+                      <a:ext cx="3695700" cy="4143375"/>
+                    </a:xfrm>
+                    <a:prstGeom prst="rect">
+                      <a:avLst/>
+                    </a:prstGeom>
+                  </pic:spPr>
+                </pic:pic>
+              </a:graphicData>
+            </a:graphic>
+          </wp:anchor>
+        </w:drawing>
+      </w:r>
+      <w:r>
         <w:rPr>
           <w:rFonts w:hint="eastAsia"/>
         </w:rPr>
-        <w:t>- 下部にある「お薬タブ」で登録した時間の5分前に通知が送信される。</w:t>
+        <w:t>- webサイとの通知権限をONにしているとマイページは「通知は有効です」と表示されている。OFFにしてると、マイページは「プッシュ通知を有効にする」と表示される。</w:t>
+      </w:r>
+      <w:r>
+        <w:rPr>
+          <w:rFonts w:hint="eastAsia"/>
+        </w:rPr>
+        <w:t>➡</w:t>
       </w:r>
     </w:p>
     <w:sectPr>

--- a/docs/卒論(参考資料)/アプリの仕様/アプリの仕様.docx
+++ b/docs/卒論(参考資料)/アプリの仕様/アプリの仕様.docx
@@ -3,11 +3,6 @@
 <w:document xmlns:wpc="http://schemas.microsoft.com/office/word/2010/wordprocessingCanvas" xmlns:cx="http://schemas.microsoft.com/office/drawing/2014/chartex" xmlns:cx1="http://schemas.microsoft.com/office/drawing/2015/9/8/chartex" xmlns:cx2="http://schemas.microsoft.com/office/drawing/2015/10/21/chartex" xmlns:cx3="http://schemas.microsoft.com/office/drawing/2016/5/9/chartex" xmlns:cx4="http://schemas.microsoft.com/office/drawing/2016/5/10/chartex" xmlns:cx5="http://schemas.microsoft.com/office/drawing/2016/5/11/chartex" xmlns:cx6="http://schemas.microsoft.com/office/drawing/2016/5/12/chartex" xmlns:cx7="http://schemas.microsoft.com/office/drawing/2016/5/13/chartex" xmlns:cx8="http://schemas.microsoft.com/office/drawing/2016/5/14/chartex" xmlns:mc="http://schemas.openxmlformats.org/markup-compatibility/2006" xmlns:aink="http://schemas.microsoft.com/office/drawing/2016/ink" xmlns:am3d="http://schemas.microsoft.com/office/drawing/2017/model3d" xmlns:o="urn:schemas-microsoft-com:office:office" xmlns:oel="http://schemas.microsoft.com/office/2019/extlst" xmlns:r="http://schemas.openxmlformats.org/officeDocument/2006/relationships" xmlns:m="http://schemas.openxmlformats.org/officeDocument/2006/math" xmlns:v="urn:schemas-microsoft-com:vml" xmlns:wp14="http://schemas.microsoft.com/office/word/2010/wordprocessingDrawing" xmlns:wp="http://schemas.openxmlformats.org/drawingml/2006/wordprocessingDrawing" xmlns:w10="urn:schemas-microsoft-com:office:word" xmlns:w="http://schemas.openxmlformats.org/wordprocessingml/2006/main" xmlns:w14="http://schemas.microsoft.com/office/word/2010/wordml" xmlns:w15="http://schemas.microsoft.com/office/word/2012/wordml" xmlns:w16cex="http://schemas.microsoft.com/office/word/2018/wordml/cex" xmlns:w16cid="http://schemas.microsoft.com/office/word/2016/wordml/cid" xmlns:w16="http://schemas.microsoft.com/office/word/2018/wordml" xmlns:w16sdtdh="http://schemas.microsoft.com/office/word/2020/wordml/sdtdatahash" xmlns:w16se="http://schemas.microsoft.com/office/word/2015/wordml/symex" xmlns:wpg="http://schemas.microsoft.com/office/word/2010/wordprocessingGroup" xmlns:wpi="http://schemas.microsoft.com/office/word/2010/wordprocessingInk" xmlns:wne="http://schemas.microsoft.com/office/word/2006/wordml" xmlns:wps="http://schemas.microsoft.com/office/word/2010/wordprocessingShape" mc:Ignorable="w14 w15 w16se w16cid w16 w16cex w16sdtdh wp14">
   <w:body>
     <w:p>
-      <w:pPr>
-        <w:rPr>
-          <w:rFonts w:hint="eastAsia"/>
-        </w:rPr>
-      </w:pPr>
       <w:r>
         <w:rPr>
           <w:rFonts w:hint="eastAsia"/>
@@ -25,11 +20,6 @@
       </w:r>
     </w:p>
     <w:p>
-      <w:pPr>
-        <w:rPr>
-          <w:rFonts w:hint="eastAsia"/>
-        </w:rPr>
-      </w:pPr>
       <w:r>
         <w:rPr>
           <w:rFonts w:hint="eastAsia"/>
@@ -61,6 +51,9 @@
         </w:rPr>
       </w:pPr>
       <w:r>
+        <w:rPr>
+          <w:noProof/>
+        </w:rPr>
         <w:drawing>
           <wp:anchor distT="0" distB="0" distL="114300" distR="114300" simplePos="0" relativeHeight="251658240" behindDoc="1" locked="0" layoutInCell="1" allowOverlap="1" wp14:anchorId="1408671C" wp14:editId="13F98154">
             <wp:simplePos x="0" y="0"/>
@@ -124,6 +117,114 @@
         <w:t>➡</w:t>
       </w:r>
     </w:p>
+    <w:p>
+      <w:pPr>
+        <w:rPr>
+          <w:rFonts w:hint="eastAsia"/>
+        </w:rPr>
+      </w:pPr>
+    </w:p>
+    <w:p>
+      <w:pPr>
+        <w:rPr>
+          <w:rFonts w:hint="eastAsia"/>
+        </w:rPr>
+      </w:pPr>
+    </w:p>
+    <w:p>
+      <w:pPr>
+        <w:rPr>
+          <w:rFonts w:hint="eastAsia"/>
+        </w:rPr>
+      </w:pPr>
+    </w:p>
+    <w:p>
+      <w:pPr>
+        <w:rPr>
+          <w:rFonts w:hint="eastAsia"/>
+        </w:rPr>
+      </w:pPr>
+    </w:p>
+    <w:p>
+      <w:pPr>
+        <w:rPr>
+          <w:rFonts w:hint="eastAsia"/>
+        </w:rPr>
+      </w:pPr>
+    </w:p>
+    <w:p>
+      <w:pPr>
+        <w:jc w:val="right"/>
+      </w:pPr>
+    </w:p>
+    <w:p>
+      <w:r>
+        <w:rPr>
+          <w:rFonts w:hint="eastAsia"/>
+        </w:rPr>
+        <w:lastRenderedPageBreak/>
+        <w:t>- 「記録タブ」に表示される順番を記録した時間の昇順にして</w:t>
+      </w:r>
+      <w:r>
+        <w:rPr>
+          <w:rFonts w:hint="eastAsia"/>
+        </w:rPr>
+        <w:t>いる。</w:t>
+      </w:r>
+    </w:p>
+    <w:p>
+      <w:pPr>
+        <w:rPr>
+          <w:rFonts w:hint="eastAsia"/>
+        </w:rPr>
+      </w:pPr>
+      <w:r>
+        <w:rPr>
+          <w:rFonts w:hint="eastAsia"/>
+        </w:rPr>
+        <w:t>- 「</w:t>
+      </w:r>
+      <w:r>
+        <w:t>記録タブ」に表示される記録された日付時刻を「スキップ」に対しても表示</w:t>
+      </w:r>
+      <w:r>
+        <w:rPr>
+          <w:rFonts w:hint="eastAsia"/>
+        </w:rPr>
+        <w:t>している。</w:t>
+      </w:r>
+    </w:p>
+    <w:p>
+      <w:pPr>
+        <w:rPr>
+          <w:rFonts w:hint="eastAsia"/>
+        </w:rPr>
+      </w:pPr>
+    </w:p>
+    <w:p/>
+    <w:p>
+      <w:pPr>
+        <w:jc w:val="right"/>
+        <w:rPr>
+          <w:rFonts w:hint="eastAsia"/>
+        </w:rPr>
+      </w:pPr>
+    </w:p>
+    <w:p>
+      <w:pPr>
+        <w:rPr>
+          <w:rFonts w:hint="eastAsia"/>
+        </w:rPr>
+      </w:pPr>
+    </w:p>
+    <w:p>
+      <w:pPr>
+        <w:rPr>
+          <w:rFonts w:hint="eastAsia"/>
+        </w:rPr>
+      </w:pPr>
+    </w:p>
+    <w:p/>
     <w:sectPr>
       <w:pgSz w:w="11906" w:h="16838"/>
       <w:pgMar w:top="1985" w:right="1701" w:bottom="1701" w:left="1701" w:header="851" w:footer="992" w:gutter="0"/>

--- a/docs/卒論(参考資料)/アプリの仕様/アプリの仕様.docx
+++ b/docs/卒論(参考資料)/アプリの仕様/アプリの仕様.docx
@@ -45,11 +45,6 @@
       </w:r>
     </w:p>
     <w:p>
-      <w:pPr>
-        <w:rPr>
-          <w:rFonts w:hint="eastAsia"/>
-        </w:rPr>
-      </w:pPr>
       <w:r>
         <w:rPr>
           <w:noProof/>
@@ -117,113 +112,73 @@
         <w:t>➡</w:t>
       </w:r>
     </w:p>
+    <w:p/>
+    <w:p/>
+    <w:p/>
+    <w:p/>
+    <w:p/>
+    <w:p>
+      <w:pPr>
+        <w:jc w:val="right"/>
+      </w:pPr>
+    </w:p>
+    <w:p>
+      <w:r>
+        <w:rPr>
+          <w:rFonts w:hint="eastAsia"/>
+        </w:rPr>
+        <w:lastRenderedPageBreak/>
+        <w:t>- 「記録タブ」に表示される順番を記録した時間の昇順にして</w:t>
+      </w:r>
+      <w:r>
+        <w:rPr>
+          <w:rFonts w:hint="eastAsia"/>
+        </w:rPr>
+        <w:t>いる。</w:t>
+      </w:r>
+    </w:p>
+    <w:p>
+      <w:r>
+        <w:rPr>
+          <w:rFonts w:hint="eastAsia"/>
+        </w:rPr>
+        <w:t>- 「</w:t>
+      </w:r>
+      <w:r>
+        <w:t>記録タブ」に表示される記録された日付時刻を「スキップ」に対しても表示</w:t>
+      </w:r>
+      <w:r>
+        <w:rPr>
+          <w:rFonts w:hint="eastAsia"/>
+        </w:rPr>
+        <w:t>している。</w:t>
+      </w:r>
+    </w:p>
+    <w:p/>
     <w:p>
       <w:pPr>
         <w:rPr>
           <w:rFonts w:hint="eastAsia"/>
         </w:rPr>
       </w:pPr>
-    </w:p>
-    <w:p>
-      <w:pPr>
+      <w:r>
         <w:rPr>
           <w:rFonts w:hint="eastAsia"/>
         </w:rPr>
-      </w:pPr>
+        <w:t xml:space="preserve">- </w:t>
+      </w:r>
+      <w:r>
+        <w:t>家族への飲み忘れ通知は予定から30分後に送られる</w:t>
+      </w:r>
     </w:p>
-    <w:p>
-      <w:pPr>
-        <w:rPr>
-          <w:rFonts w:hint="eastAsia"/>
-        </w:rPr>
-      </w:pPr>
-    </w:p>
-    <w:p>
-      <w:pPr>
-        <w:rPr>
-          <w:rFonts w:hint="eastAsia"/>
-        </w:rPr>
-      </w:pPr>
-    </w:p>
-    <w:p>
-      <w:pPr>
-        <w:rPr>
-          <w:rFonts w:hint="eastAsia"/>
-        </w:rPr>
-      </w:pPr>
-    </w:p>
+    <w:p/>
     <w:p>
       <w:pPr>
         <w:jc w:val="right"/>
       </w:pPr>
     </w:p>
-    <w:p>
-      <w:r>
-        <w:rPr>
-          <w:rFonts w:hint="eastAsia"/>
-        </w:rPr>
-        <w:lastRenderedPageBreak/>
-        <w:t>- 「記録タブ」に表示される順番を記録した時間の昇順にして</w:t>
-      </w:r>
-      <w:r>
-        <w:rPr>
-          <w:rFonts w:hint="eastAsia"/>
-        </w:rPr>
-        <w:t>いる。</w:t>
-      </w:r>
-    </w:p>
-    <w:p>
-      <w:pPr>
-        <w:rPr>
-          <w:rFonts w:hint="eastAsia"/>
-        </w:rPr>
-      </w:pPr>
-      <w:r>
-        <w:rPr>
-          <w:rFonts w:hint="eastAsia"/>
-        </w:rPr>
-        <w:t>- 「</w:t>
-      </w:r>
-      <w:r>
-        <w:t>記録タブ」に表示される記録された日付時刻を「スキップ」に対しても表示</w:t>
-      </w:r>
-      <w:r>
-        <w:rPr>
-          <w:rFonts w:hint="eastAsia"/>
-        </w:rPr>
-        <w:t>している。</w:t>
-      </w:r>
-    </w:p>
-    <w:p>
-      <w:pPr>
-        <w:rPr>
-          <w:rFonts w:hint="eastAsia"/>
-        </w:rPr>
-      </w:pPr>
-    </w:p>
     <w:p/>
-    <w:p>
-      <w:pPr>
-        <w:jc w:val="right"/>
-        <w:rPr>
-          <w:rFonts w:hint="eastAsia"/>
-        </w:rPr>
-      </w:pPr>
-    </w:p>
-    <w:p>
-      <w:pPr>
-        <w:rPr>
-          <w:rFonts w:hint="eastAsia"/>
-        </w:rPr>
-      </w:pPr>
-    </w:p>
-    <w:p>
-      <w:pPr>
-        <w:rPr>
-          <w:rFonts w:hint="eastAsia"/>
-        </w:rPr>
-      </w:pPr>
-    </w:p>
+    <w:p/>
     <w:p/>
     <w:sectPr>
       <w:pgSz w:w="11906" w:h="16838"/>
@@ -889,7 +844,6 @@
   <w:style w:type="character" w:default="1" w:styleId="a0">
     <w:name w:val="Default Paragraph Font"/>
     <w:uiPriority w:val="1"/>
-    <w:semiHidden/>
     <w:unhideWhenUsed/>
   </w:style>
   <w:style w:type="table" w:default="1" w:styleId="a1">

--- a/docs/卒論(参考資料)/アプリの仕様/アプリの仕様.docx
+++ b/docs/卒論(参考資料)/アプリの仕様/アプリの仕様.docx
@@ -138,6 +138,11 @@
       </w:r>
     </w:p>
     <w:p>
+      <w:pPr>
+        <w:rPr>
+          <w:rFonts w:hint="eastAsia"/>
+        </w:rPr>
+      </w:pPr>
       <w:r>
         <w:rPr>
           <w:rFonts w:hint="eastAsia"/>
@@ -151,7 +156,7 @@
         <w:rPr>
           <w:rFonts w:hint="eastAsia"/>
         </w:rPr>
-        <w:t>している。</w:t>
+        <w:t>する。</w:t>
       </w:r>
     </w:p>
     <w:p/>
